--- a/backend/templates/modelo_pd_jeg_tpl_final.docx
+++ b/backend/templates/modelo_pd_jeg_tpl_final.docx
@@ -5039,6 +5039,9 @@
       <w:bookmarkEnd w:id="3"/>
     </w:p>
     <w:p>
+      <w:pPr>
+        <w:pStyle w:val="Ttulo3"/>
+      </w:pPr>
       <w:r>
         <w:t>Entorno geográfico y sociocultural</w:t>
       </w:r>
@@ -5049,6 +5052,9 @@
       </w:r>
     </w:p>
     <w:p>
+      <w:pPr>
+        <w:pStyle w:val="Ttulo3"/>
+      </w:pPr>
       <w:r>
         <w:t>Entorno socioeconómico y productivo</w:t>
       </w:r>
@@ -5059,6 +5065,9 @@
       </w:r>
     </w:p>
     <w:p>
+      <w:pPr>
+        <w:pStyle w:val="Ttulo3"/>
+      </w:pPr>
       <w:r>
         <w:t>Contexto escolar</w:t>
       </w:r>
@@ -5156,6 +5165,9 @@
         </w:numPr>
         <w:contextualSpacing w:val="0"/>
       </w:pPr>
+      <w:r>
+        <w:t>{{ espacios_recursos }}</w:t>
+      </w:r>
     </w:p>
     <w:p>
       <w:pPr>
@@ -5180,6 +5192,9 @@
         </w:numPr>
         <w:contextualSpacing w:val="0"/>
       </w:pPr>
+      <w:r>
+        <w:t>{{ equipamiento_tecnico }}</w:t>
+      </w:r>
     </w:p>
     <w:p>
       <w:pPr>
@@ -5204,6 +5219,9 @@
         </w:numPr>
         <w:contextualSpacing w:val="0"/>
       </w:pPr>
+      <w:r>
+        <w:t>{{ recursos_tecnologicos }}</w:t>
+      </w:r>
     </w:p>
     <w:p>
       <w:pPr>
@@ -5228,6 +5246,9 @@
         </w:numPr>
         <w:contextualSpacing w:val="0"/>
       </w:pPr>
+      <w:r>
+        <w:t>{{ software_herramientas }}</w:t>
+      </w:r>
     </w:p>
     <w:p>
       <w:pPr>
@@ -5252,6 +5273,9 @@
         </w:numPr>
         <w:contextualSpacing w:val="0"/>
       </w:pPr>
+      <w:r>
+        <w:t>{{ material_didactico }}</w:t>
+      </w:r>
     </w:p>
     <w:p>
       <w:pPr>
@@ -5276,6 +5300,9 @@
         </w:numPr>
         <w:contextualSpacing w:val="0"/>
       </w:pPr>
+      <w:r>
+        <w:t>{{ espacios_complementarios }}</w:t>
+      </w:r>
     </w:p>
     <w:p>
       <w:r>
@@ -5986,9 +6013,7 @@
           <w:b/>
           <w:bCs/>
         </w:rPr>
-        <w:t>RA 1.</w:t>
-        <w:tab/>
-        <w:t>Título del RA 1.</w:t>
+        <w:t>{%p for line in list_ra_ce %}</w:t>
       </w:r>
     </w:p>
     <w:p>
@@ -5996,7 +6021,7 @@
         <w:pStyle w:val="LT1-Nivel2"/>
       </w:pPr>
       <w:r>
-        <w:t>Criterios de evaluación:</w:t>
+        <w:t>{{ line }}</w:t>
       </w:r>
     </w:p>
     <w:p>
@@ -6004,121 +6029,7 @@
         <w:pStyle w:val="LT1-Nivel2"/>
       </w:pPr>
       <w:r>
-        <w:t>1.a)</w:t>
-        <w:tab/>
-        <w:t>Criterio de evaluación a).</w:t>
-      </w:r>
-    </w:p>
-    <w:p>
-      <w:pPr>
-        <w:pStyle w:val="LT1-Nivel2"/>
-      </w:pPr>
-      <w:r>
-        <w:t>1.b)</w:t>
-        <w:tab/>
-        <w:t>Criterio de evaluación b).</w:t>
-      </w:r>
-    </w:p>
-    <w:p>
-      <w:pPr>
-        <w:pStyle w:val="LT1-Nivel2"/>
-      </w:pPr>
-      <w:r>
-        <w:t>1.c)</w:t>
-        <w:tab/>
-        <w:t>Criterio de evaluación c).</w:t>
-      </w:r>
-    </w:p>
-    <w:p>
-      <w:pPr>
-        <w:pStyle w:val="LT1-Nivel2"/>
-      </w:pPr>
-      <w:r>
-        <w:t>1.d)</w:t>
-        <w:tab/>
-        <w:t>Criterio de evaluación d).</w:t>
-      </w:r>
-    </w:p>
-    <w:p>
-      <w:pPr>
-        <w:pStyle w:val="LT1-Nivel2"/>
-      </w:pPr>
-      <w:r>
-        <w:t>...</w:t>
-      </w:r>
-    </w:p>
-    <w:p>
-      <w:pPr>
-        <w:pStyle w:val="LT1-Nivel1"/>
-        <w:rPr>
-          <w:b/>
-          <w:bCs/>
-        </w:rPr>
-      </w:pPr>
-      <w:r>
-        <w:rPr>
-          <w:b/>
-          <w:bCs/>
-        </w:rPr>
-        <w:t>RA 2.</w:t>
-        <w:tab/>
-        <w:t>Título del RA 2.</w:t>
-      </w:r>
-    </w:p>
-    <w:p>
-      <w:pPr>
-        <w:pStyle w:val="LT1-Nivel2"/>
-      </w:pPr>
-      <w:r>
-        <w:t>Criterios de evaluación:</w:t>
-      </w:r>
-    </w:p>
-    <w:p>
-      <w:pPr>
-        <w:pStyle w:val="LT1-Nivel2"/>
-      </w:pPr>
-      <w:r>
-        <w:t>2.a)</w:t>
-        <w:tab/>
-        <w:t>Criterio de evaluación a).</w:t>
-      </w:r>
-    </w:p>
-    <w:p>
-      <w:pPr>
-        <w:pStyle w:val="LT1-Nivel2"/>
-      </w:pPr>
-      <w:r>
-        <w:t>2.b)</w:t>
-        <w:tab/>
-        <w:t>Criterio de evaluación b).</w:t>
-      </w:r>
-    </w:p>
-    <w:p>
-      <w:pPr>
-        <w:pStyle w:val="LT1-Nivel2"/>
-      </w:pPr>
-      <w:r>
-        <w:t>2.c)</w:t>
-        <w:tab/>
-        <w:t>Criterio de evaluación c).</w:t>
-      </w:r>
-    </w:p>
-    <w:p>
-      <w:pPr>
-        <w:pStyle w:val="LT1-Nivel2"/>
-      </w:pPr>
-      <w:r>
-        <w:t>2.d)</w:t>
-        <w:tab/>
-        <w:t>Criterio de evaluación d).</w:t>
-      </w:r>
-    </w:p>
-    <w:p>
-      <w:pPr>
-        <w:pStyle w:val="LT1-Nivel2"/>
-      </w:pPr>
-      <w:r>
-        <w:t>...</w:t>
+        <w:t>{%p endfor %}</w:t>
       </w:r>
     </w:p>
     <w:p>
@@ -6166,9 +6077,7 @@
         <w:pStyle w:val="LT1-Nivel1"/>
       </w:pPr>
       <w:r>
-        <w:t>BC 1.</w:t>
-        <w:tab/>
-        <w:t>Título del bloque de contenido 1:</w:t>
+        <w:t>{%p for line in list_contenidos %}</w:t>
       </w:r>
     </w:p>
     <w:p>
@@ -6176,9 +6085,7 @@
         <w:pStyle w:val="LT1-Nivel2"/>
       </w:pPr>
       <w:r>
-        <w:t>1.a)</w:t>
-        <w:tab/>
-        <w:t xml:space="preserve">Contenido a) del bloque de contenido 1.</w:t>
+        <w:t>{{ line }}</w:t>
       </w:r>
     </w:p>
     <w:p>
@@ -6186,116 +6093,7 @@
         <w:pStyle w:val="LT1-Nivel2"/>
       </w:pPr>
       <w:r>
-        <w:t>1.b)</w:t>
-        <w:tab/>
-        <w:t xml:space="preserve">Contenido b) del bloque de contenido 1.</w:t>
-      </w:r>
-    </w:p>
-    <w:p>
-      <w:pPr>
-        <w:pStyle w:val="LT1-Nivel2"/>
-      </w:pPr>
-      <w:r>
-        <w:t>1.c)</w:t>
-        <w:tab/>
-        <w:t xml:space="preserve">Contenido c) del bloque de contenido 1.</w:t>
-      </w:r>
-    </w:p>
-    <w:p>
-      <w:pPr>
-        <w:pStyle w:val="LT1-Nivel2"/>
-      </w:pPr>
-      <w:r>
-        <w:t>1.d)</w:t>
-        <w:tab/>
-        <w:t xml:space="preserve">Contenido d) del bloque de contenido 1.</w:t>
-      </w:r>
-    </w:p>
-    <w:p>
-      <w:pPr>
-        <w:pStyle w:val="LT1-Nivel2"/>
-      </w:pPr>
-      <w:r>
-        <w:t>1.e)</w:t>
-        <w:tab/>
-        <w:t xml:space="preserve">Contenido e) del bloque de contenido 1.</w:t>
-      </w:r>
-    </w:p>
-    <w:p>
-      <w:pPr>
-        <w:pStyle w:val="LT1-Nivel2"/>
-      </w:pPr>
-      <w:r>
-        <w:t>….</w:t>
-      </w:r>
-    </w:p>
-    <w:p>
-      <w:pPr>
-        <w:pStyle w:val="LT1-Nivel1"/>
-      </w:pPr>
-      <w:r>
-        <w:t>BC 2.</w:t>
-        <w:tab/>
-        <w:t>Título del bloque de contenido 2:</w:t>
-      </w:r>
-    </w:p>
-    <w:p>
-      <w:pPr>
-        <w:pStyle w:val="LT1-Nivel2"/>
-      </w:pPr>
-      <w:r>
-        <w:lastRenderedPageBreak/>
-        <w:t>2.a)</w:t>
-        <w:tab/>
-        <w:t>Contenido a) del bloque de contenido 2.</w:t>
-      </w:r>
-    </w:p>
-    <w:p>
-      <w:pPr>
-        <w:pStyle w:val="LT1-Nivel2"/>
-      </w:pPr>
-      <w:r>
-        <w:t>2.b)</w:t>
-        <w:tab/>
-        <w:t>Contenido b) del bloque de contenido 2.</w:t>
-      </w:r>
-    </w:p>
-    <w:p>
-      <w:pPr>
-        <w:pStyle w:val="LT1-Nivel2"/>
-      </w:pPr>
-      <w:r>
-        <w:t>2.c)</w:t>
-        <w:tab/>
-        <w:t>Contenido c) del bloque de contenido 2.</w:t>
-      </w:r>
-    </w:p>
-    <w:p>
-      <w:pPr>
-        <w:pStyle w:val="LT1-Nivel2"/>
-      </w:pPr>
-      <w:r>
-        <w:t>2.d)</w:t>
-        <w:tab/>
-        <w:t>Contenido d) del bloque de contenido 2.</w:t>
-      </w:r>
-    </w:p>
-    <w:p>
-      <w:pPr>
-        <w:pStyle w:val="LT1-Nivel2"/>
-      </w:pPr>
-      <w:r>
-        <w:t>2.e)</w:t>
-        <w:tab/>
-        <w:t>Contenido e) del bloque de contenido 2.</w:t>
-      </w:r>
-    </w:p>
-    <w:p>
-      <w:pPr>
-        <w:pStyle w:val="LT1-Nivel2"/>
-      </w:pPr>
-      <w:r>
-        <w:t>….</w:t>
+        <w:t>{%p endfor %}</w:t>
       </w:r>
     </w:p>
     <w:p>
@@ -16298,7 +16096,7 @@
         <w:contextualSpacing w:val="0"/>
       </w:pPr>
       <w:r>
-        <w:t xml:space="preserve">Criterios de evaluación (CE): cada CE se calificará a partir de {{ campo_libre }}</w:t>
+        <w:t>Criterios de evaluación (CE): cada CE se calificará a partir de {{ texto_criterios_calificacion }}</w:t>
       </w:r>
     </w:p>
     <w:p>
@@ -25136,7 +24934,7 @@
         <w:contextualSpacing w:val="0"/>
       </w:pPr>
       <w:r>
-        <w:t xml:space="preserve">{{ campo_libre }}.</w:t>
+        <w:t>{{ actividad1_ra }}.</w:t>
       </w:r>
     </w:p>
     <w:p>
@@ -25162,7 +24960,7 @@
         <w:contextualSpacing w:val="0"/>
       </w:pPr>
       <w:r>
-        <w:t xml:space="preserve">Entidad colaboradora: {{ campo_libre }}.</w:t>
+        <w:t>Entidad colaboradora: {{ actividad1_entidad }}.</w:t>
       </w:r>
     </w:p>
     <w:p>
@@ -25264,7 +25062,7 @@
         <w:contextualSpacing w:val="0"/>
       </w:pPr>
       <w:r>
-        <w:t xml:space="preserve">{{ campo_libre }}.</w:t>
+        <w:t>{{ actividad2_ra }}.</w:t>
       </w:r>
     </w:p>
     <w:p>
@@ -25290,7 +25088,7 @@
         <w:contextualSpacing w:val="0"/>
       </w:pPr>
       <w:r>
-        <w:t xml:space="preserve">Entidad colaboradora: {{ campo_libre }}.</w:t>
+        <w:t>Entidad colaboradora: {{ actividad2_entidad }}.</w:t>
       </w:r>
     </w:p>
     <w:p>
@@ -25336,6 +25134,9 @@
       </w:r>
     </w:p>
     <w:p>
+      <w:pPr>
+        <w:pStyle w:val="Ttulo1"/>
+      </w:pPr>
       <w:r>
         <w:t>Plan de contingencia</w:t>
       </w:r>
@@ -25542,7 +25343,7 @@
         </w:numPr>
       </w:pPr>
       <w:r>
-        <w:t xml:space="preserve">Recursos personales: {{ campo_libre }}</w:t>
+        <w:t>Recursos personales: {{ recursos_personales }}</w:t>
       </w:r>
     </w:p>
     <w:p>
@@ -25554,7 +25355,7 @@
         </w:numPr>
       </w:pPr>
       <w:r>
-        <w:t xml:space="preserve">Espacios: {{ campo_libre }}</w:t>
+        <w:t>Espacios: {{ espacios_recursos }}</w:t>
       </w:r>
     </w:p>
     <w:p>
@@ -25566,7 +25367,7 @@
         </w:numPr>
       </w:pPr>
       <w:r>
-        <w:t xml:space="preserve">Recursos materiales: {{ campo_libre }}</w:t>
+        <w:t>Recursos materiales: {{ recursos_materiales }}</w:t>
       </w:r>
     </w:p>
     <w:p>
@@ -25578,7 +25379,7 @@
         </w:numPr>
       </w:pPr>
       <w:r>
-        <w:t xml:space="preserve">Recursos documentales: {{ campo_libre }}</w:t>
+        <w:t>Recursos documentales: {{ recursos_documentales }}</w:t>
       </w:r>
     </w:p>
     <w:p>
@@ -25590,7 +25391,7 @@
         </w:numPr>
       </w:pPr>
       <w:r>
-        <w:t xml:space="preserve">Recursos digitales: {{ campo_libre }}</w:t>
+        <w:t>Recursos digitales: {{ recursos_digitales }}</w:t>
       </w:r>
     </w:p>
     <w:p>
@@ -25860,7 +25661,7 @@
         </w:numPr>
       </w:pPr>
       <w:r>
-        <w:t xml:space="preserve">Recursos personales: {{ campo_libre }}</w:t>
+        <w:t>Recursos personales: {{ recursos_personales }}</w:t>
       </w:r>
     </w:p>
     <w:p>
@@ -25872,7 +25673,7 @@
         </w:numPr>
       </w:pPr>
       <w:r>
-        <w:t xml:space="preserve">Espacios: {{ campo_libre }}</w:t>
+        <w:t>Espacios: {{ espacios_recursos }}</w:t>
       </w:r>
     </w:p>
     <w:p>
@@ -25884,7 +25685,7 @@
         </w:numPr>
       </w:pPr>
       <w:r>
-        <w:t xml:space="preserve">Recursos materiales: {{ campo_libre }}</w:t>
+        <w:t>Recursos materiales: {{ recursos_materiales }}</w:t>
       </w:r>
     </w:p>
     <w:p>
@@ -25896,7 +25697,7 @@
         </w:numPr>
       </w:pPr>
       <w:r>
-        <w:t xml:space="preserve">Recursos documentales: {{ campo_libre }}</w:t>
+        <w:t>Recursos documentales: {{ recursos_documentales }}</w:t>
       </w:r>
     </w:p>
     <w:p>
@@ -25908,7 +25709,7 @@
         </w:numPr>
       </w:pPr>
       <w:r>
-        <w:t xml:space="preserve">Recursos digitales: {{ campo_libre }}</w:t>
+        <w:t>Recursos digitales: {{ recursos_digitales }}</w:t>
       </w:r>
     </w:p>
     <w:p>
@@ -26175,7 +25976,7 @@
         </w:numPr>
       </w:pPr>
       <w:r>
-        <w:t xml:space="preserve">Recursos personales: {{ campo_libre }}</w:t>
+        <w:t>Recursos personales: {{ recursos_personales }}</w:t>
       </w:r>
     </w:p>
     <w:p>
@@ -26187,7 +25988,7 @@
         </w:numPr>
       </w:pPr>
       <w:r>
-        <w:t xml:space="preserve">Espacios: {{ campo_libre }}</w:t>
+        <w:t>Espacios: {{ espacios_recursos }}</w:t>
       </w:r>
     </w:p>
     <w:p>
@@ -26199,7 +26000,7 @@
         </w:numPr>
       </w:pPr>
       <w:r>
-        <w:t xml:space="preserve">Recursos materiales: {{ campo_libre }}</w:t>
+        <w:t>Recursos materiales: {{ recursos_materiales }}</w:t>
       </w:r>
     </w:p>
     <w:p>
@@ -26211,7 +26012,7 @@
         </w:numPr>
       </w:pPr>
       <w:r>
-        <w:t xml:space="preserve">Recursos documentales: {{ campo_libre }}</w:t>
+        <w:t>Recursos documentales: {{ recursos_documentales }}</w:t>
       </w:r>
     </w:p>
     <w:p>
@@ -26223,7 +26024,7 @@
         </w:numPr>
       </w:pPr>
       <w:r>
-        <w:t xml:space="preserve">Recursos digitales: {{ campo_libre }}</w:t>
+        <w:t>Recursos digitales: {{ recursos_digitales }}</w:t>
       </w:r>
     </w:p>
     <w:p>

--- a/backend/templates/modelo_pd_jeg_tpl_final.docx
+++ b/backend/templates/modelo_pd_jeg_tpl_final.docx
@@ -20,7 +20,7 @@
           <w:sz w:val="52"/>
           <w:szCs w:val="52"/>
         </w:rPr>
-        <w:t>Tipo de Centro Educativo</w:t>
+        <w:t>{{ tipo_centro }}</w:t>
       </w:r>
     </w:p>
     <w:p>
@@ -42,7 +42,7 @@
           <w:sz w:val="64"/>
           <w:szCs w:val="64"/>
         </w:rPr>
-        <w:t>Nombre del Centro</w:t>
+        <w:t>{{ nombre_centro }}</w:t>
       </w:r>
     </w:p>
     <w:p>
@@ -84,7 +84,7 @@
           <w:sz w:val="36"/>
           <w:szCs w:val="36"/>
         </w:rPr>
-        <w:t>202_/202_</w:t>
+        <w:t>{{ curso_academico }}</w:t>
       </w:r>
     </w:p>
     <w:p>
@@ -126,7 +126,7 @@
           <w:sz w:val="44"/>
           <w:szCs w:val="44"/>
         </w:rPr>
-        <w:t xml:space="preserve">xxxx Título del módulo profesional o proyecto</w:t>
+        <w:t>{{ modulo }}</w:t>
       </w:r>
     </w:p>
     <w:p>
@@ -171,7 +171,7 @@
           <w:sz w:val="36"/>
           <w:szCs w:val="36"/>
         </w:rPr>
-        <w:t xml:space="preserve">Denominación de la Familia Profesional</w:t>
+        <w:t>{{ familia_profesional }}</w:t>
       </w:r>
     </w:p>
     <w:p>
@@ -216,7 +216,7 @@
           <w:sz w:val="36"/>
           <w:szCs w:val="36"/>
         </w:rPr>
-        <w:t xml:space="preserve">xxxx Denominación del Grado D o E</w:t>
+        <w:t>{{ tipo_ensennanza }}</w:t>
       </w:r>
     </w:p>
     <w:p>

--- a/backend/templates/modelo_pd_jeg_tpl_final.docx
+++ b/backend/templates/modelo_pd_jeg_tpl_final.docx
@@ -4309,6 +4309,150 @@
               <w:cnfStyle w:val="000000000000" w:firstRow="0" w:lastRow="0" w:firstColumn="0" w:lastColumn="0" w:oddVBand="0" w:evenVBand="0" w:oddHBand="0" w:evenHBand="0" w:firstRowFirstColumn="0" w:firstRowLastColumn="0" w:lastRowFirstColumn="0" w:lastRowLastColumn="0"/>
             </w:pPr>
             <w:r>
+              <w:t>Localidad</w:t>
+            </w:r>
+          </w:p>
+        </w:tc>
+        <w:tc>
+          <w:tcPr>
+            <w:tcW w:w="4252" w:type="dxa"/>
+          </w:tcPr>
+          <w:p>
+            <w:pPr>
+              <w:pStyle w:val="Tabla-Contenido"/>
+              <w:cnfStyle w:val="000000000000" w:firstRow="0" w:lastRow="0" w:firstColumn="0" w:lastColumn="0" w:oddVBand="0" w:evenVBand="0" w:oddHBand="0" w:evenHBand="0" w:firstRowFirstColumn="0" w:firstRowLastColumn="0" w:lastRowFirstColumn="0" w:lastRowLastColumn="0"/>
+            </w:pPr>
+            <w:r>
+              <w:t>{{ municipio }}</w:t>
+            </w:r>
+          </w:p>
+        </w:tc>
+      </w:tr>
+      <w:tr>
+        <w:tc>
+          <w:tcPr>
+            <w:cnfStyle w:val="001000000000" w:firstRow="0" w:lastRow="0" w:firstColumn="1" w:lastColumn="0" w:oddVBand="0" w:evenVBand="0" w:oddHBand="0" w:evenHBand="0" w:firstRowFirstColumn="0" w:firstRowLastColumn="0" w:lastRowFirstColumn="0" w:lastRowLastColumn="0"/>
+            <w:tcW w:w="1701" w:type="dxa"/>
+            <w:vMerge/>
+          </w:tcPr>
+          <w:p>
+            <w:pPr>
+              <w:pStyle w:val="Tabla-Encabezado"/>
+              <w:jc w:val="left"/>
+              <w:rPr>
+                <w:b/>
+              </w:rPr>
+            </w:pPr>
+          </w:p>
+        </w:tc>
+        <w:tc>
+          <w:tcPr>
+            <w:tcW w:w="2552" w:type="dxa"/>
+            <w:shd w:val="clear" w:color="auto" w:fill="F2F2F2" w:themeFill="background1" w:themeFillShade="F2"/>
+          </w:tcPr>
+          <w:p>
+            <w:pPr>
+              <w:pStyle w:val="Tabla-Encabezado"/>
+              <w:jc w:val="left"/>
+              <w:cnfStyle w:val="000000000000" w:firstRow="0" w:lastRow="0" w:firstColumn="0" w:lastColumn="0" w:oddVBand="0" w:evenVBand="0" w:oddHBand="0" w:evenHBand="0" w:firstRowFirstColumn="0" w:firstRowLastColumn="0" w:lastRowFirstColumn="0" w:lastRowLastColumn="0"/>
+            </w:pPr>
+            <w:r>
+              <w:t>Provincia</w:t>
+            </w:r>
+          </w:p>
+        </w:tc>
+        <w:tc>
+          <w:tcPr>
+            <w:tcW w:w="4252" w:type="dxa"/>
+          </w:tcPr>
+          <w:p>
+            <w:pPr>
+              <w:pStyle w:val="Tabla-Contenido"/>
+              <w:cnfStyle w:val="000000000000" w:firstRow="0" w:lastRow="0" w:firstColumn="0" w:lastColumn="0" w:oddVBand="0" w:evenVBand="0" w:oddHBand="0" w:evenHBand="0" w:firstRowFirstColumn="0" w:firstRowLastColumn="0" w:lastRowFirstColumn="0" w:lastRowLastColumn="0"/>
+            </w:pPr>
+            <w:r>
+              <w:t>{{ provincia }}</w:t>
+            </w:r>
+          </w:p>
+        </w:tc>
+      </w:tr>
+      <w:tr>
+        <w:tc>
+          <w:tcPr>
+            <w:cnfStyle w:val="001000000000" w:firstRow="0" w:lastRow="0" w:firstColumn="1" w:lastColumn="0" w:oddVBand="0" w:evenVBand="0" w:oddHBand="0" w:evenHBand="0" w:firstRowFirstColumn="0" w:firstRowLastColumn="0" w:lastRowFirstColumn="0" w:lastRowLastColumn="0"/>
+            <w:tcW w:w="1701" w:type="dxa"/>
+            <w:vMerge/>
+          </w:tcPr>
+          <w:p>
+            <w:pPr>
+              <w:pStyle w:val="Tabla-Encabezado"/>
+              <w:jc w:val="left"/>
+              <w:rPr>
+                <w:b/>
+              </w:rPr>
+            </w:pPr>
+          </w:p>
+        </w:tc>
+        <w:tc>
+          <w:tcPr>
+            <w:tcW w:w="2552" w:type="dxa"/>
+            <w:shd w:val="clear" w:color="auto" w:fill="F2F2F2" w:themeFill="background1" w:themeFillShade="F2"/>
+          </w:tcPr>
+          <w:p>
+            <w:pPr>
+              <w:pStyle w:val="Tabla-Encabezado"/>
+              <w:jc w:val="left"/>
+              <w:cnfStyle w:val="000000000000" w:firstRow="0" w:lastRow="0" w:firstColumn="0" w:lastColumn="0" w:oddVBand="0" w:evenVBand="0" w:oddHBand="0" w:evenHBand="0" w:firstRowFirstColumn="0" w:firstRowLastColumn="0" w:lastRowFirstColumn="0" w:lastRowLastColumn="0"/>
+            </w:pPr>
+            <w:r>
+              <w:t>Comunidad autónoma</w:t>
+            </w:r>
+          </w:p>
+        </w:tc>
+        <w:tc>
+          <w:tcPr>
+            <w:tcW w:w="4252" w:type="dxa"/>
+          </w:tcPr>
+          <w:p>
+            <w:pPr>
+              <w:pStyle w:val="Tabla-Contenido"/>
+              <w:cnfStyle w:val="000000000000" w:firstRow="0" w:lastRow="0" w:firstColumn="0" w:lastColumn="0" w:oddVBand="0" w:evenVBand="0" w:oddHBand="0" w:evenHBand="0" w:firstRowFirstColumn="0" w:firstRowLastColumn="0" w:lastRowFirstColumn="0" w:lastRowLastColumn="0"/>
+            </w:pPr>
+            <w:r>
+              <w:t>{{ comunidad_autonoma }}</w:t>
+            </w:r>
+          </w:p>
+        </w:tc>
+      </w:tr>
+      <w:tr>
+        <w:tc>
+          <w:tcPr>
+            <w:cnfStyle w:val="001000000000" w:firstRow="0" w:lastRow="0" w:firstColumn="1" w:lastColumn="0" w:oddVBand="0" w:evenVBand="0" w:oddHBand="0" w:evenHBand="0" w:firstRowFirstColumn="0" w:firstRowLastColumn="0" w:lastRowFirstColumn="0" w:lastRowLastColumn="0"/>
+            <w:tcW w:w="1701" w:type="dxa"/>
+            <w:vMerge/>
+          </w:tcPr>
+          <w:p>
+            <w:pPr>
+              <w:pStyle w:val="Tabla-Encabezado"/>
+              <w:jc w:val="left"/>
+              <w:rPr>
+                <w:b/>
+              </w:rPr>
+            </w:pPr>
+          </w:p>
+        </w:tc>
+        <w:tc>
+          <w:tcPr>
+            <w:tcW w:w="2552" w:type="dxa"/>
+            <w:shd w:val="clear" w:color="auto" w:fill="F2F2F2" w:themeFill="background1" w:themeFillShade="F2"/>
+          </w:tcPr>
+          <w:p>
+            <w:pPr>
+              <w:pStyle w:val="Tabla-Encabezado"/>
+              <w:jc w:val="left"/>
+              <w:cnfStyle w:val="000000000000" w:firstRow="0" w:lastRow="0" w:firstColumn="0" w:lastColumn="0" w:oddVBand="0" w:evenVBand="0" w:oddHBand="0" w:evenHBand="0" w:firstRowFirstColumn="0" w:firstRowLastColumn="0" w:lastRowFirstColumn="0" w:lastRowLastColumn="0"/>
+            </w:pPr>
+            <w:r>
               <w:t>Curso académico</w:t>
             </w:r>
           </w:p>
@@ -11734,6 +11878,42 @@
       <w:r>
         <w:t/>
       </w:r>
+    </w:p>
+    <w:p>
+      <w:r>
+        <w:t>{%p for x in list_actividades_eval %}</w:t>
+      </w:r>
+      <w:r>
+        <w:rPr>
+          <w:b/>
+          <w:bCs/>
+        </w:rPr>
+      </w:r>
+      <w:r/>
+    </w:p>
+    <w:p>
+      <w:r>
+        <w:t>{{ x }}</w:t>
+      </w:r>
+      <w:r>
+        <w:rPr>
+          <w:b/>
+          <w:bCs/>
+        </w:rPr>
+      </w:r>
+      <w:r/>
+    </w:p>
+    <w:p>
+      <w:r>
+        <w:t>{%p endfor %}</w:t>
+      </w:r>
+      <w:r>
+        <w:rPr>
+          <w:b/>
+          <w:bCs/>
+        </w:rPr>
+      </w:r>
+      <w:r/>
     </w:p>
     <w:p>
       <w:pPr>

--- a/backend/templates/modelo_pd_jeg_tpl_final.docx
+++ b/backend/templates/modelo_pd_jeg_tpl_final.docx
@@ -27224,7 +27224,7 @@
         <w:ind w:left="567" w:hanging="283"/>
       </w:pPr>
       <w:rPr>
-        <w:rFonts w:ascii="Aptos" w:hAnsi="Aptos" w:hint="default"/>
+        <w:rFonts w:ascii="Arial" w:hAnsi="Arial" w:hint="default"/>
       </w:rPr>
     </w:lvl>
     <w:lvl w:ilvl="1">
@@ -27236,7 +27236,7 @@
         <w:ind w:left="851" w:hanging="284"/>
       </w:pPr>
       <w:rPr>
-        <w:rFonts w:ascii="Aptos" w:hAnsi="Aptos" w:hint="default"/>
+        <w:rFonts w:ascii="Arial" w:hAnsi="Arial" w:hint="default"/>
       </w:rPr>
     </w:lvl>
     <w:lvl w:ilvl="2">
@@ -27248,7 +27248,7 @@
         <w:ind w:left="1134" w:hanging="283"/>
       </w:pPr>
       <w:rPr>
-        <w:rFonts w:ascii="Aptos" w:hAnsi="Aptos" w:hint="default"/>
+        <w:rFonts w:ascii="Arial" w:hAnsi="Arial" w:hint="default"/>
         <w:color w:val="auto"/>
       </w:rPr>
     </w:lvl>
@@ -27261,7 +27261,7 @@
         <w:ind w:left="1418" w:hanging="284"/>
       </w:pPr>
       <w:rPr>
-        <w:rFonts w:ascii="Aptos" w:hAnsi="Aptos" w:hint="default"/>
+        <w:rFonts w:ascii="Arial" w:hAnsi="Arial" w:hint="default"/>
       </w:rPr>
     </w:lvl>
     <w:lvl w:ilvl="4">
@@ -27273,7 +27273,7 @@
         <w:ind w:left="1985" w:hanging="284"/>
       </w:pPr>
       <w:rPr>
-        <w:rFonts w:ascii="Aptos" w:hAnsi="Aptos" w:hint="default"/>
+        <w:rFonts w:ascii="Arial" w:hAnsi="Arial" w:hint="default"/>
       </w:rPr>
     </w:lvl>
     <w:lvl w:ilvl="5">
@@ -27350,7 +27350,7 @@
         <w:ind w:left="567" w:hanging="283"/>
       </w:pPr>
       <w:rPr>
-        <w:rFonts w:ascii="Aptos" w:hAnsi="Aptos" w:hint="default"/>
+        <w:rFonts w:ascii="Arial" w:hAnsi="Arial" w:hint="default"/>
       </w:rPr>
     </w:lvl>
     <w:lvl w:ilvl="1">
@@ -27362,7 +27362,7 @@
         <w:ind w:left="851" w:hanging="284"/>
       </w:pPr>
       <w:rPr>
-        <w:rFonts w:ascii="Aptos" w:hAnsi="Aptos" w:hint="default"/>
+        <w:rFonts w:ascii="Arial" w:hAnsi="Arial" w:hint="default"/>
       </w:rPr>
     </w:lvl>
     <w:lvl w:ilvl="2">
@@ -27374,7 +27374,7 @@
         <w:ind w:left="1134" w:hanging="283"/>
       </w:pPr>
       <w:rPr>
-        <w:rFonts w:ascii="Aptos" w:hAnsi="Aptos" w:hint="default"/>
+        <w:rFonts w:ascii="Arial" w:hAnsi="Arial" w:hint="default"/>
         <w:color w:val="auto"/>
       </w:rPr>
     </w:lvl>
@@ -27387,7 +27387,7 @@
         <w:ind w:left="1418" w:hanging="284"/>
       </w:pPr>
       <w:rPr>
-        <w:rFonts w:ascii="Aptos" w:hAnsi="Aptos" w:hint="default"/>
+        <w:rFonts w:ascii="Arial" w:hAnsi="Arial" w:hint="default"/>
       </w:rPr>
     </w:lvl>
     <w:lvl w:ilvl="4">
@@ -27399,7 +27399,7 @@
         <w:ind w:left="1985" w:hanging="284"/>
       </w:pPr>
       <w:rPr>
-        <w:rFonts w:ascii="Aptos" w:hAnsi="Aptos" w:hint="default"/>
+        <w:rFonts w:ascii="Arial" w:hAnsi="Arial" w:hint="default"/>
       </w:rPr>
     </w:lvl>
     <w:lvl w:ilvl="5">
@@ -27495,7 +27495,7 @@
         <w:ind w:left="284" w:hanging="284"/>
       </w:pPr>
       <w:rPr>
-        <w:rFonts w:ascii="Aptos" w:hAnsi="Aptos" w:hint="default"/>
+        <w:rFonts w:ascii="Arial" w:hAnsi="Arial" w:hint="default"/>
       </w:rPr>
     </w:lvl>
     <w:lvl w:ilvl="1">
@@ -27507,7 +27507,7 @@
         <w:ind w:left="567" w:hanging="283"/>
       </w:pPr>
       <w:rPr>
-        <w:rFonts w:ascii="Aptos" w:hAnsi="Aptos" w:hint="default"/>
+        <w:rFonts w:ascii="Arial" w:hAnsi="Arial" w:hint="default"/>
       </w:rPr>
     </w:lvl>
     <w:lvl w:ilvl="2">
@@ -27519,7 +27519,7 @@
         <w:ind w:left="851" w:hanging="284"/>
       </w:pPr>
       <w:rPr>
-        <w:rFonts w:ascii="Aptos" w:hAnsi="Aptos" w:hint="default"/>
+        <w:rFonts w:ascii="Arial" w:hAnsi="Arial" w:hint="default"/>
         <w:color w:val="auto"/>
       </w:rPr>
     </w:lvl>
@@ -27532,7 +27532,7 @@
         <w:ind w:left="1134" w:hanging="283"/>
       </w:pPr>
       <w:rPr>
-        <w:rFonts w:ascii="Aptos" w:hAnsi="Aptos" w:hint="default"/>
+        <w:rFonts w:ascii="Arial" w:hAnsi="Arial" w:hint="default"/>
       </w:rPr>
     </w:lvl>
     <w:lvl w:ilvl="4">
@@ -27544,7 +27544,7 @@
         <w:ind w:left="1701" w:hanging="283"/>
       </w:pPr>
       <w:rPr>
-        <w:rFonts w:ascii="Aptos" w:hAnsi="Aptos" w:hint="default"/>
+        <w:rFonts w:ascii="Arial" w:hAnsi="Arial" w:hint="default"/>
       </w:rPr>
     </w:lvl>
     <w:lvl w:ilvl="5">
@@ -29693,7 +29693,7 @@
         <w:outlineLvl w:val="9"/>
       </w:pPr>
       <w:rPr>
-        <w:rFonts w:ascii="Aptos" w:hAnsi="Aptos"/>
+        <w:rFonts w:ascii="Arial" w:hAnsi="Arial"/>
         <w:b/>
         <w:i w:val="0"/>
         <w:sz w:val="22"/>
@@ -29956,7 +29956,7 @@
     </a:clrScheme>
     <a:fontScheme name="Office">
       <a:majorFont>
-        <a:latin typeface="Aptos Display" panose="02110004020202020204"/>
+        <a:latin typeface="Arial" panose="02110004020202020204"/>
         <a:ea typeface=""/>
         <a:cs typeface=""/>
         <a:font script="Jpan" typeface="游ゴシック Light"/>
@@ -30008,7 +30008,7 @@
         <a:font script="Tfng" typeface="Ebrima"/>
       </a:majorFont>
       <a:minorFont>
-        <a:latin typeface="Aptos" panose="02110004020202020204"/>
+        <a:latin typeface="Arial" panose="02110004020202020204"/>
         <a:ea typeface=""/>
         <a:cs typeface=""/>
         <a:font script="Jpan" typeface="游ゴシック"/>
